--- a/document_templates/russian_library/Исковые_заявления/Социальное_обеспечение/шаблон_Исковое_заявление_об_увеличении_размера_пенсии_и_осуществлении_перерасчёта_С_представителем_.docx
+++ b/document_templates/russian_library/Исковые_заявления/Социальное_обеспечение/шаблон_Исковое_заявление_об_увеличении_размера_пенсии_и_осуществлении_перерасчёта_С_представителем_.docx
@@ -102,7 +102,6 @@
           <w:lang w:val="en-US"/>
         </w:rPr>
       </w:pPr>
-      <w:proofErr w:type="gramStart"/>
       <w:r>
         <w:rPr>
           <w:rFonts w:ascii="Times New Roman" w:hAnsi="Times New Roman" w:cs="Times New Roman"/>
@@ -110,7 +109,7 @@
           <w:szCs w:val="24"/>
           <w:lang w:val="en-US"/>
         </w:rPr>
-        <w:t>{{ court_w_t_w_r_w_prooferr_w_type_gramend_w_r_w_rpr_w_rfonts_w_ascii_times_new_roman_w_hansi_times_new_roman_w_cs_times_new_roman_w_sz_w_val_24_w_szcs_w_val_24_w_lang_w_val_en_us_w_rpr_w_t_xml_space_preserve_address }}</w:t>
+        <w:t>{{ court_address }}</w:t>
       </w:r>
     </w:p>
     <w:p>
@@ -144,7 +143,7 @@
           <w:sz w:val="24"/>
           <w:szCs w:val="24"/>
         </w:rPr>
-        <w:t xml:space="preserve">{{ w_t_w_r_w_r_w_rsidr_00d13129_w_rpr_w_rfonts_w_ascii_times_new_roman_w_hansi_times_new_roman_w_cs_times_new_roman_w_sz_w_val_24_w_szcs_w_val_24_w_lang_w_val_en_us_w_rpr_w_t_plaintiff_w_t_w_r_w_r_w_rsidr_00d13129_w_rsidrpr_00d13129_w_rpr_w_rfonts_w_ascii_times_new_roman_w_hansi_times_new_roman_w_cs_times_new_roman_w_sz_w_val_24_w_szcs_w_val_24_w_rpr_w_t_xml_space_preserve }}</w:t>
+        <w:t xml:space="preserve">{{ plaintiff }}</w:t>
       </w:r>
     </w:p>
     <w:p>
@@ -198,7 +197,7 @@
           <w:szCs w:val="24"/>
           <w:lang w:val="en-US"/>
         </w:rPr>
-        <w:t xml:space="preserve">{{ w_t_w_r_w_r_w_rsidr_00d13129_w_rpr_w_rfonts_w_ascii_times_new_roman_w_hansi_times_new_roman_w_cs_times_new_roman_w_sz_w_val_24_w_szcs_w_val_24_w_lang_w_val_en_us_w_rpr_w_t_plaintiff_w_t_w_r_w_r_w_rsidr_00d13129_w_rsidrpr_00d13129_w_rpr_w_rfonts_w_ascii_times_new_roman_w_hansi_times_new_roman_w_cs_times_new_roman_w_sz_w_val_24_w_szcs_w_val_24_w_lang_w_val_en_us_w_rpr_w_t_xml_space_preserve_w_t_w_r_w_r_w_rsidr_00d13129_w_rpr_w_rfonts_w_ascii_times_new_roman_w_hansi_times_new_roman_w_cs_times_new_roman_w_sz_w_val_24_w_szcs_w_val_24_w_lang_w_val_en_us_w_rpr_w_t_registration_address }}</w:t>
+        <w:t xml:space="preserve">{{ plaintiff }}</w:t>
       </w:r>
     </w:p>
     <w:p>
@@ -224,7 +223,7 @@
           <w:sz w:val="24"/>
           <w:szCs w:val="24"/>
         </w:rPr>
-        <w:t xml:space="preserve">{{ w_t_w_r_w_r_w_rsidr_00d13129_w_rpr_w_rfonts_w_ascii_times_new_roman_w_hansi_times_new_roman_w_cs_times_new_roman_w_sz_w_val_24_w_szcs_w_val_24_w_lang_w_val_en_us_w_rpr_w_t_defendant_w_t_w_r_w_r_w_rsidr_00d13129_w_rsidrpr_00d13129_w_rpr_w_rfonts_w_ascii_times_new_roman_w_hansi_times_new_roman_w_cs_times_new_roman_w_sz_w_val_24_w_szcs_w_val_24_w_rpr_w_t_xml_space_preserve }}</w:t>
+        <w:t xml:space="preserve">{{ defendant }}</w:t>
       </w:r>
     </w:p>
     <w:p>
@@ -356,7 +355,7 @@
           <w:sz w:val="24"/>
           <w:szCs w:val="24"/>
         </w:rPr>
-        <w:t xml:space="preserve"> {{ w_t_w_r_w_r_w_rsidr_00d13129_w_rpr_w_rfonts_w_ascii_times_new_roman_w_hansi_times_new_roman_w_cs_times_new_roman_w_sz_w_val_24_w_szcs_w_val_24_w_lang_w_val_en_us_w_rpr_w_t_plaintiff_w_t_w_r_w_r_w_rsidr_00d13129_w_rsidrpr_00d13129_w_rpr_w_rfonts_w_ascii_times_new_roman_w_hansi_times_new_roman_w_cs_times_new_roman_w_sz_w_val_24_w_szcs_w_val_24_w_rpr_w_t_xml_space_preserve }}</w:t>
+        <w:t xml:space="preserve"> {{ plaintiff }}</w:t>
       </w:r>
       <w:r>
         <w:rPr>
@@ -372,7 +371,7 @@
           <w:sz w:val="24"/>
           <w:szCs w:val="24"/>
         </w:rPr>
-        <w:t xml:space="preserve">{{ w_t_w_r_w_r_w_rsidr_00d13129_w_rpr_w_rfonts_w_ascii_times_new_roman_w_hansi_times_new_roman_w_cs_times_new_roman_w_sz_w_val_24_w_szcs_w_val_24_w_lang_w_val_en_us_w_rpr_w_t_date_w_t_w_r_w_r_w_rsidr_00d13129_w_rsidrpr_00d13129_w_rpr_w_rfonts_w_ascii_times_new_roman_w_hansi_times_new_roman_w_cs_times_new_roman_w_sz_w_val_24_w_szcs_w_val_24_w_rpr_w_t_xml_space_preserve_w_t_w_r_w_r_w_rsidr_00d13129_w_rpr_w_rfonts_w_ascii_times_new_roman_w_hansi_times_new_roman_w_cs_times_new_roman_w_sz_w_val_24_w_szcs_w_val_24_w_lang_w_val_en_us_w_rpr_w_t_of_w_t_w_r_w_r_w_rsidr_00d13129_w_rsidrpr_00d13129_w_rpr_w_rfonts_w_ascii_times_new_roman_w_hansi_times_new_roman_w_cs_times_new_roman_w_sz_w_val_24_w_szcs_w_val_24_w_rpr_w_t_xml_space_preserve_w_t_w_r_w_r_w_rsidr_00d13129_w_rpr_w_rfonts_w_ascii_times_new_roman_w_hansi_times_new_roman_w_cs_times_new_roman_w_sz_w_val_24_w_szcs_w_val_24_w_lang_w_val_en_us_w_rpr_w_t_access_w_t_w_r_w_r_w_rsidr_00d13129_w_rsidrpr_00d13129_w_rpr_w_rfonts_w_ascii_times_new_roman_w_hansi_times_new_roman_w_cs_times_new_roman_w_sz_w_val_24_w_szcs_w_val_24_w_rpr_w_t_xml_space_preserve }}</w:t>
+        <w:t xml:space="preserve">{{ date_of_access }}</w:t>
       </w:r>
       <w:r>
         <w:rPr>
@@ -388,7 +387,7 @@
           <w:sz w:val="24"/>
           <w:szCs w:val="24"/>
         </w:rPr>
-        <w:t xml:space="preserve">{{ w_t_w_r_w_r_w_rsidr_00d13129_w_rpr_w_rfonts_w_ascii_times_new_roman_w_hansi_times_new_roman_w_cs_times_new_roman_w_sz_w_val_24_w_szcs_w_val_24_w_lang_w_val_en_us_w_rpr_w_t_place_w_t_w_r_w_r_w_rsidr_00d13129_w_rsidrpr_00d13129_w_rpr_w_rfonts_w_ascii_times_new_roman_w_hansi_times_new_roman_w_cs_times_new_roman_w_sz_w_val_24_w_szcs_w_val_24_w_rpr_w_t_xml_space_preserve_w_t_w_r_w_r_w_rsidr_00d13129_w_rpr_w_rfonts_w_ascii_times_new_roman_w_hansi_times_new_roman_w_cs_times_new_roman_w_sz_w_val_24_w_szcs_w_val_24_w_lang_w_val_en_us_w_rpr_w_t_of_w_t_w_r_w_r_w_rsidr_00d13129_w_rsidrpr_00d13129_w_rpr_w_rfonts_w_ascii_times_new_roman_w_hansi_times_new_roman_w_cs_times_new_roman_w_sz_w_val_24_w_szcs_w_val_24_w_rpr_w_t_xml_space_preserve_w_t_w_r_w_r_w_rsidr_00d13129_w_rpr_w_rfonts_w_ascii_times_new_roman_w_hansi_times_new_roman_w_cs_times_new_roman_w_sz_w_val_24_w_szcs_w_val_24_w_lang_w_val_en_us_w_rpr_w_t_appeal_w_t_w_r_w_r_w_rsidr_00d13129_w_rsidrpr_00d13129_w_rpr_w_rfonts_w_ascii_times_new_roman_w_hansi_times_new_roman_w_cs_times_new_roman_w_sz_w_val_24_w_szcs_w_val_24_w_rpr_w_t_xml_space_preserve }}</w:t>
+        <w:t xml:space="preserve">{{ place_of_appeal }}</w:t>
       </w:r>
       <w:r>
         <w:rPr>
@@ -404,7 +403,7 @@
           <w:sz w:val="24"/>
           <w:szCs w:val="24"/>
         </w:rPr>
-        <w:t xml:space="preserve">{{ w_t_w_r_w_r_w_rsidr_00d13129_w_rpr_w_rfonts_w_ascii_times_new_roman_w_hansi_times_new_roman_w_cs_times_new_roman_w_sz_w_val_24_w_szcs_w_val_24_w_lang_w_val_en_us_w_rpr_w_t_topic_w_t_w_r_w_r_w_rsidr_00d13129_w_rsidrpr_00d13129_w_rpr_w_rfonts_w_ascii_times_new_roman_w_hansi_times_new_roman_w_cs_times_new_roman_w_sz_w_val_24_w_szcs_w_val_24_w_rpr_w_t_xml_space_preserve_w_t_w_r_w_r_w_rsidr_00d13129_w_rpr_w_rfonts_w_ascii_times_new_roman_w_hansi_times_new_roman_w_cs_times_new_roman_w_sz_w_val_24_w_szcs_w_val_24_w_lang_w_val_en_us_w_rpr_w_t_of_w_t_w_r_w_r_w_rsidr_00d13129_w_rsidrpr_00d13129_w_rpr_w_rfonts_w_ascii_times_new_roman_w_hansi_times_new_roman_w_cs_times_new_roman_w_sz_w_val_24_w_szcs_w_val_24_w_rpr_w_t_xml_space_preserve_w_t_w_r_w_r_w_rsidr_00d13129_w_rpr_w_rfonts_w_ascii_times_new_roman_w_hansi_times_new_roman_w_cs_times_new_roman_w_sz_w_val_24_w_szcs_w_val_24_w_lang_w_val_en_us_w_rpr_w_t_appeal_w_t_w_r_w_r_w_rsidr_00d13129_w_rsidrpr_00d13129_w_rpr_w_rfonts_w_ascii_times_new_roman_w_hansi_times_new_roman_w_cs_times_new_roman_w_sz_w_val_24_w_szcs_w_val_24_w_rpr_w_t_xml_space_preserve }}</w:t>
+        <w:t xml:space="preserve">{{ topic_of_appeal }}</w:t>
       </w:r>
       <w:r>
         <w:rPr>
@@ -446,15 +445,7 @@
           <w:sz w:val="24"/>
           <w:szCs w:val="24"/>
         </w:rPr>
-        <w:t xml:space="preserve">{{ </w:t>
-      </w:r>
-      <w:r>
-        <w:rPr>
-          <w:rFonts w:ascii="Times New Roman" w:hAnsi="Times New Roman" w:cs="Times New Roman"/>
-          <w:sz w:val="24"/>
-          <w:szCs w:val="24"/>
-        </w:rPr>
-        <w:t>{{ by_whom_decision_was_made }}</w:t>
+        <w:t xml:space="preserve">{{ by_whom_decision_was_made }}</w:t>
       </w:r>
       <w:r>
         <w:rPr>
@@ -496,7 +487,7 @@
           <w:sz w:val="24"/>
           <w:szCs w:val="24"/>
         </w:rPr>
-        <w:t xml:space="preserve">{{ w_t_w_r_w_r_w_rsidr_00d13129_w_rpr_w_rfonts_w_ascii_times_new_roman_w_hansi_times_new_roman_w_cs_times_new_roman_w_sz_w_val_24_w_szcs_w_val_24_w_lang_w_val_en_us_w_rpr_w_t_period_w_t_w_r_w_r_w_rsidr_00d13129_w_rsidrpr_00d13129_w_rpr_w_rfonts_w_ascii_times_new_roman_w_hansi_times_new_roman_w_cs_times_new_roman_w_sz_w_val_24_w_szcs_w_val_24_w_rpr_w_t_xml_space_preserve_w_t_w_r_w_r_w_rsidr_00d13129_w_rpr_w_rfonts_w_ascii_times_new_roman_w_hansi_times_new_roman_w_cs_times_new_roman_w_sz_w_val_24_w_szcs_w_val_24_w_lang_w_val_en_us_w_rpr_w_t_of_w_t_w_r_w_r_w_rsidr_00d13129_w_rsidrpr_00d13129_w_rpr_w_rfonts_w_ascii_times_new_roman_w_hansi_times_new_roman_w_cs_times_new_roman_w_sz_w_val_24_w_szcs_w_val_24_w_rpr_w_t_xml_space_preserve_w_t_w_r_w_r_w_rsidr_00d13129_w_rpr_w_rfonts_w_ascii_times_new_roman_w_hansi_times_new_roman_w_cs_times_new_roman_w_sz_w_val_24_w_szcs_w_val_24_w_lang_w_val_en_us_w_rpr_w_t_work_w_t_w_r_w_r_w_rsidr_00d13129_w_rsidrpr_00d13129_w_rpr_w_rfonts_w_ascii_times_new_roman_w_hansi_times_new_roman_w_cs_times_new_roman_w_sz_w_val_24_w_szcs_w_val_24_w_rpr_w_t_xml_space_preserve_w_t_w_r_w_r_w_rsidr_00d13129_w_rpr_w_rfonts_w_ascii_times_new_roman_w_hansi_times_new_roman_w_cs_times_new_roman_w_sz_w_val_24_w_szcs_w_val_24_w_lang_w_val_en_us_w_rpr_w_t_from_w_t_w_r_w_r_w_rsidr_00d13129_w_rsidrpr_00d13129_w_rpr_w_rfonts_w_ascii_times_new_roman_w_hansi_times_new_roman_w_cs_times_new_roman_w_sz_w_val_24_w_szcs_w_val_24_w_rpr_w_t_xml_space_preserve }}</w:t>
+        <w:t xml:space="preserve">{{ period_of_work_from }}</w:t>
       </w:r>
       <w:r>
         <w:rPr>
@@ -512,7 +503,7 @@
           <w:sz w:val="24"/>
           <w:szCs w:val="24"/>
         </w:rPr>
-        <w:t xml:space="preserve">{{ w_t_w_r_w_r_w_rsidr_00d13129_w_rpr_w_rfonts_w_ascii_times_new_roman_w_hansi_times_new_roman_w_cs_times_new_roman_w_sz_w_val_24_w_szcs_w_val_24_w_lang_w_val_en_us_w_rpr_w_t_period_w_t_w_r_w_r_w_rsidr_00d13129_w_rsidrpr_00d13129_w_rpr_w_rfonts_w_ascii_times_new_roman_w_hansi_times_new_roman_w_cs_times_new_roman_w_sz_w_val_24_w_szcs_w_val_24_w_rpr_w_t_xml_space_preserve_w_t_w_r_w_r_w_rsidr_00d13129_w_rpr_w_rfonts_w_ascii_times_new_roman_w_hansi_times_new_roman_w_cs_times_new_roman_w_sz_w_val_24_w_szcs_w_val_24_w_lang_w_val_en_us_w_rpr_w_t_of_w_t_w_r_w_r_w_rsidr_00d13129_w_rsidrpr_00d13129_w_rpr_w_rfonts_w_ascii_times_new_roman_w_hansi_times_new_roman_w_cs_times_new_roman_w_sz_w_val_24_w_szcs_w_val_24_w_rpr_w_t_xml_space_preserve_w_t_w_r_w_r_w_rsidr_00d13129_w_rpr_w_rfonts_w_ascii_times_new_roman_w_hansi_times_new_roman_w_cs_times_new_roman_w_sz_w_val_24_w_szcs_w_val_24_w_lang_w_val_en_us_w_rpr_w_t_work_w_t_w_r_w_r_w_rsidr_00d13129_w_rsidrpr_00d13129_w_rpr_w_rfonts_w_ascii_times_new_roman_w_hansi_times_new_roman_w_cs_times_new_roman_w_sz_w_val_24_w_szcs_w_val_24_w_rpr_w_t_xml_space_preserve_w_t_w_r_w_r_w_rsidr_00d13129_w_rpr_w_rfonts_w_ascii_times_new_roman_w_hansi_times_new_roman_w_cs_times_new_roman_w_sz_w_val_24_w_szcs_w_val_24_w_lang_w_val_en_us_w_rpr_w_t_to_w_t_w_r_w_r_w_rsidr_00d13129_w_rsidrpr_00d13129_w_rpr_w_rfonts_w_ascii_times_new_roman_w_hansi_times_new_roman_w_cs_times_new_roman_w_sz_w_val_24_w_szcs_w_val_24_w_rpr_w_t_xml_space_preserve }}</w:t>
+        <w:t xml:space="preserve">{{ period_of_work_to }}</w:t>
       </w:r>
       <w:r>
         <w:rPr>
@@ -528,7 +519,7 @@
           <w:sz w:val="24"/>
           <w:szCs w:val="24"/>
         </w:rPr>
-        <w:t xml:space="preserve">{{ w_t_w_r_w_r_w_rsidr_00d13129_w_rpr_w_rfonts_w_ascii_times_new_roman_w_hansi_times_new_roman_w_cs_times_new_roman_w_sz_w_val_24_w_szcs_w_val_24_w_lang_w_val_en_us_w_rpr_w_t_job_w_t_w_r_w_r_w_rsidr_00d13129_w_rsidrpr_00d13129_w_rpr_w_rfonts_w_ascii_times_new_roman_w_hansi_times_new_roman_w_cs_times_new_roman_w_sz_w_val_24_w_szcs_w_val_24_w_rpr_w_t_xml_space_preserve_w_t_w_r_w_r_w_rsidr_00d13129_w_rpr_w_rfonts_w_ascii_times_new_roman_w_hansi_times_new_roman_w_cs_times_new_roman_w_sz_w_val_24_w_szcs_w_val_24_w_lang_w_val_en_us_w_rpr_w_t_title_w_t_w_r_w_r_w_rsidr_00d13129_w_rsidrpr_00d13129_w_rpr_w_rfonts_w_ascii_times_new_roman_w_hansi_times_new_roman_w_cs_times_new_roman_w_sz_w_val_24_w_szcs_w_val_24_w_rpr_w_t_xml_space_preserve }}</w:t>
+        <w:t xml:space="preserve">{{ job_title }}</w:t>
       </w:r>
       <w:r>
         <w:rPr>
@@ -544,7 +535,7 @@
           <w:sz w:val="24"/>
           <w:szCs w:val="24"/>
         </w:rPr>
-        <w:t xml:space="preserve">{{ w_t_w_r_w_r_w_rsidr_00d13129_w_rpr_w_rfonts_w_ascii_times_new_roman_w_hansi_times_new_roman_w_cs_times_new_roman_w_sz_w_val_24_w_szcs_w_val_24_w_lang_w_val_en_us_w_rpr_w_t_work_w_t_w_r_w_r_w_rsidr_00d13129_w_rsidrpr_00d13129_w_rpr_w_rfonts_w_ascii_times_new_roman_w_hansi_times_new_roman_w_cs_times_new_roman_w_sz_w_val_24_w_szcs_w_val_24_w_rpr_w_t_xml_space_preserve_w_t_w_r_w_r_w_rsidr_00d13129_w_rpr_w_rfonts_w_ascii_times_new_roman_w_hansi_times_new_roman_w_cs_times_new_roman_w_sz_w_val_24_w_szcs_w_val_24_w_lang_w_val_en_us_w_rpr_w_t_place_w_t_w_r_w_r_w_rsidr_00d13129_w_rsidrpr_00d13129_w_rpr_w_rfonts_w_ascii_times_new_roman_w_hansi_times_new_roman_w_cs_times_new_roman_w_sz_w_val_24_w_szcs_w_val_24_w_rpr_w_t_xml_space_preserve }}</w:t>
+        <w:t xml:space="preserve">{{ work_place }}</w:t>
       </w:r>
       <w:r>
         <w:rPr>
@@ -576,7 +567,7 @@
           <w:sz w:val="24"/>
           <w:szCs w:val="24"/>
         </w:rPr>
-        <w:t xml:space="preserve"> {{ w_t_w_r_w_r_w_rsidr_00d13129_w_rpr_w_rfonts_w_ascii_times_new_roman_w_hansi_times_new_roman_w_cs_times_new_roman_w_sz_w_val_24_w_szcs_w_val_24_w_lang_w_val_en_us_w_rpr_w_t_article_w_t_w_r_w_r_w_rsidr_00d13129_w_rsidrpr_00d13129_w_rpr_w_rfonts_w_ascii_times_new_roman_w_hansi_times_new_roman_w_cs_times_new_roman_w_sz_w_val_24_w_szcs_w_val_24_w_rpr_w_t_xml_space_preserve_w_t_w_r_w_r_w_rsidr_00d13129_w_rpr_w_rfonts_w_ascii_times_new_roman_w_hansi_times_new_roman_w_cs_times_new_roman_w_sz_w_val_24_w_szcs_w_val_24_w_lang_w_val_en_us_w_rpr_w_t_of_w_t_w_r_w_r_w_rsidr_00d13129_w_rsidrpr_00d13129_w_rpr_w_rfonts_w_ascii_times_new_roman_w_hansi_times_new_roman_w_cs_times_new_roman_w_sz_w_val_24_w_szcs_w_val_24_w_rpr_w_t_xml_space_preserve_w_t_w_r_w_r_w_rsidr_00d13129_w_rpr_w_rfonts_w_ascii_times_new_roman_w_hansi_times_new_roman_w_cs_times_new_roman_w_sz_w_val_24_w_szcs_w_val_24_w_lang_w_val_en_us_w_rpr_w_t_law_w_t_w_r_w_r_w_rsidr_00d13129_w_rsidrpr_00d13129_w_rpr_w_rfonts_w_ascii_times_new_roman_w_hansi_times_new_roman_w_cs_times_new_roman_w_sz_w_val_24_w_szcs_w_val_24_w_rpr_w_t_xml_space_preserve }}</w:t>
+        <w:t xml:space="preserve"> {{ article_of_law }}</w:t>
       </w:r>
       <w:r>
         <w:rPr>
